--- a/pr-preview/pr-311/proof-writing-tracked-changes.docx
+++ b/pr-preview/pr-311/proof-writing-tracked-changes.docx
@@ -16,7 +16,7 @@
       </w:pPr>
       <w:del w:id="1" w:author="PR Preview" w:date="2026-01-01T00:00:00Z">
         <w:r>
-          <w:delText xml:space="preserve">Last modified: 2026-10-15 13:39:21 (PDT)</w:delText>
+          <w:delText xml:space="preserve">Last modified: 2026-10-15 14:23:59 (PDT)</w:delText>
         </w:r>
       </w:del>
     </w:p>
@@ -26,7 +26,7 @@
       </w:pPr>
       <w:ins w:id="2" w:author="PR Preview" w:date="2026-01-01T00:00:00Z">
         <w:r>
-          <w:t xml:space="preserve">Last modified: 2026-10-15 13:56:31 (PDT)</w:t>
+          <w:t xml:space="preserve">Last modified: 2026-10-15 15:23:10 (PDT)</w:t>
         </w:r>
       </w:ins>
     </w:p>
@@ -17766,11 +17766,11 @@
           </m:rPr>
           <m:t>−</m:t>
         </m:r>
-        <m:r>
-          <m:t>​</m:t>
-        </m:r>
         <m:sSup>
           <m:e>
+            <m:r>
+              <m:t>​</m:t>
+            </m:r>
             <m:d>
               <m:dPr>
                 <m:begChr m:val="("/>
@@ -17806,6 +17806,9 @@
                 </m:r>
               </m:e>
             </m:d>
+            <m:r>
+              <m:t>​</m:t>
+            </m:r>
           </m:e>
           <m:sup>
             <m:r>
@@ -17813,9 +17816,6 @@
             </m:r>
           </m:sup>
         </m:sSup>
-        <m:r>
-          <m:t>​</m:t>
-        </m:r>
       </m:oMath>
       <w:r>
         <w:t xml:space="preserve"> </w:t>

--- a/pr-preview/pr-311/proof-writing-tracked-changes.docx
+++ b/pr-preview/pr-311/proof-writing-tracked-changes.docx
@@ -16,7 +16,7 @@
       </w:pPr>
       <w:del w:id="1" w:author="PR Preview" w:date="2026-01-01T00:00:00Z">
         <w:r>
-          <w:delText xml:space="preserve">Last modified: 2026-10-15 14:23:59 (PDT)</w:delText>
+          <w:delText xml:space="preserve">Last modified: 2026-10-15 18:37:38 (PDT)</w:delText>
         </w:r>
       </w:del>
     </w:p>
@@ -26,7 +26,7 @@
       </w:pPr>
       <w:ins w:id="2" w:author="PR Preview" w:date="2026-01-01T00:00:00Z">
         <w:r>
-          <w:t xml:space="preserve">Last modified: 2026-10-15 15:23:10 (PDT)</w:t>
+          <w:t xml:space="preserve">Last modified: 2026-10-15 18:40:39 (PDT)</w:t>
         </w:r>
       </w:ins>
     </w:p>
